--- a/HW9/cover_letters/le_van_c.docx
+++ b/HW9/cover_letters/le_van_c.docx
@@ -161,28 +161,53 @@
     <w:p>
       <w:pPr>
         <w:spacing w:line="360" w:lineRule="auto"/>
-        <w:ind w:left="720" w:firstLine="0"/>
-        <w:rPr>
-          <w:rFonts w:ascii="Times New Roman" w:cs="Times New Roman" w:eastAsia="Times New Roman" w:hAnsi="Times New Roman"/>
-          <w:sz w:val="24"/>
-          <w:szCs w:val="24"/>
-        </w:rPr>
-      </w:pPr>
-      <w:r>
-        <w:rPr>
-          <w:rFonts w:ascii="Times New Roman" w:cs="Times New Roman" w:eastAsia="Times New Roman" w:hAnsi="Times New Roman"/>
-          <w:sz w:val="24"/>
-          <w:szCs w:val="24"/>
-          <w:rtl w:val="0"/>
+        <w:ind w:left="720"/>
+        <w:rPr>
+          <w:rFonts w:ascii="Times New Roman" w:hAnsi="Times New Roman" w:eastAsia="Times New Roman" w:cs="Times New Roman"/>
+          <w:sz w:val="24"/>
+          <w:szCs w:val="24"/>
+        </w:rPr>
+      </w:pPr>
+      <w:r>
+        <w:rPr>
+          <w:rFonts w:ascii="Times New Roman" w:hAnsi="Times New Roman" w:eastAsia="Times New Roman" w:cs="Times New Roman"/>
+          <w:sz w:val="24"/>
+          <w:szCs w:val="24"/>
         </w:rPr>
         <w:t xml:space="preserve">1. Họ và tên: LÊ VĂN C  </w:t>
-        <w:tab/>
-        <w:tab/>
-        <w:tab/>
-        <w:tab/>
-        <w:tab/>
-        <w:t xml:space="preserve">      Nam/Nữ: Nam</w:t>
-        <w:tab/>
+      </w:r>
+      <w:r>
+        <w:tab/>
+      </w:r>
+      <w:r>
+        <w:tab/>
+      </w:r>
+      <w:r>
+        <w:tab/>
+      </w:r>
+      <w:r>
+        <w:tab/>
+      </w:r>
+      <w:r>
+        <w:tab/>
+      </w:r>
+      <w:r>
+        <w:rPr>
+          <w:rFonts w:ascii="Times New Roman" w:hAnsi="Times New Roman" w:eastAsia="Times New Roman" w:cs="Times New Roman"/>
+          <w:sz w:val="24"/>
+          <w:szCs w:val="24"/>
+        </w:rPr>
+        <w:t xml:space="preserve">      Nam/Nữ: Nam </w:t>
+      </w:r>
+      <w:r>
+        <w:tab/>
+      </w:r>
+      <w:r>
+        <w:rPr>
+          <w:rFonts w:ascii="Times New Roman" w:hAnsi="Times New Roman" w:eastAsia="Times New Roman" w:cs="Times New Roman"/>
+          <w:sz w:val="24"/>
+          <w:szCs w:val="24"/>
+        </w:rPr>
         <w:t xml:space="preserve">  </w:t>
       </w:r>
     </w:p>
@@ -272,21 +297,20 @@
     <w:p>
       <w:pPr>
         <w:spacing w:line="360" w:lineRule="auto"/>
-        <w:ind w:left="720" w:firstLine="0"/>
-        <w:rPr>
-          <w:rFonts w:ascii="Times New Roman" w:cs="Times New Roman" w:eastAsia="Times New Roman" w:hAnsi="Times New Roman"/>
-          <w:sz w:val="24"/>
-          <w:szCs w:val="24"/>
-        </w:rPr>
-      </w:pPr>
-      <w:r>
-        <w:rPr>
-          <w:rFonts w:ascii="Times New Roman" w:cs="Times New Roman" w:eastAsia="Times New Roman" w:hAnsi="Times New Roman"/>
-          <w:sz w:val="24"/>
-          <w:szCs w:val="24"/>
-          <w:rtl w:val="0"/>
-        </w:rPr>
-        <w:t xml:space="preserve">6. Điện thoại liên hệ: 9234567890  </w:t>
+        <w:ind w:left="720"/>
+        <w:rPr>
+          <w:rFonts w:ascii="Times New Roman" w:hAnsi="Times New Roman" w:eastAsia="Times New Roman" w:cs="Times New Roman"/>
+          <w:sz w:val="24"/>
+          <w:szCs w:val="24"/>
+        </w:rPr>
+      </w:pPr>
+      <w:r>
+        <w:rPr>
+          <w:rFonts w:ascii="Times New Roman" w:hAnsi="Times New Roman" w:eastAsia="Times New Roman" w:cs="Times New Roman"/>
+          <w:sz w:val="24"/>
+          <w:szCs w:val="24"/>
+        </w:rPr>
+        <w:t>6. Điện thoại liên hệ: 0963081653</w:t>
       </w:r>
     </w:p>
     <w:p>
@@ -359,21 +383,20 @@
     <w:p>
       <w:pPr>
         <w:spacing w:line="360" w:lineRule="auto"/>
-        <w:ind w:left="720" w:firstLine="0"/>
-        <w:rPr>
-          <w:rFonts w:ascii="Times New Roman" w:cs="Times New Roman" w:eastAsia="Times New Roman" w:hAnsi="Times New Roman"/>
-          <w:sz w:val="24"/>
-          <w:szCs w:val="24"/>
-        </w:rPr>
-      </w:pPr>
-      <w:r>
-        <w:rPr>
-          <w:rFonts w:ascii="Times New Roman" w:cs="Times New Roman" w:eastAsia="Times New Roman" w:hAnsi="Times New Roman"/>
-          <w:sz w:val="24"/>
-          <w:szCs w:val="24"/>
-          <w:rtl w:val="0"/>
-        </w:rPr>
-        <w:t xml:space="preserve">10. Sở trường: Thể thao  </w:t>
+        <w:ind w:left="720"/>
+        <w:rPr>
+          <w:rFonts w:ascii="Times New Roman" w:hAnsi="Times New Roman" w:eastAsia="Times New Roman" w:cs="Times New Roman"/>
+          <w:sz w:val="24"/>
+          <w:szCs w:val="24"/>
+        </w:rPr>
+      </w:pPr>
+      <w:r>
+        <w:rPr>
+          <w:rFonts w:ascii="Times New Roman" w:hAnsi="Times New Roman" w:eastAsia="Times New Roman" w:cs="Times New Roman"/>
+          <w:sz w:val="24"/>
+          <w:szCs w:val="24"/>
+        </w:rPr>
+        <w:t xml:space="preserve">10. Sở trường:   </w:t>
       </w:r>
     </w:p>
     <w:p>
